--- a/LaneMilesResume982015.docx
+++ b/LaneMilesResume982015.docx
@@ -23,21 +23,7 @@
           <w:szCs w:val="26"/>
           <w:lang w:eastAsia="zh-TW"/>
         </w:rPr>
-        <w:t>Lane Mc</w:t>
-      </w:r>
-      <w:bookmarkStart w:id="0" w:name="_GoBack"/>
-      <w:bookmarkEnd w:id="0"/>
-      <w:r>
-        <w:rPr>
-          <w:rFonts w:ascii="Garamond" w:hAnsi="Garamond"/>
-          <w:b/>
-          <w:bCs/>
-          <w:smallCaps/>
-          <w:sz w:val="32"/>
-          <w:szCs w:val="26"/>
-          <w:lang w:eastAsia="zh-TW"/>
-        </w:rPr>
-        <w:t>Hugh Miles</w:t>
+        <w:t>Lane McHugh Miles</w:t>
       </w:r>
     </w:p>
     <w:p>
@@ -496,8 +482,8 @@
         </w:tabs>
         <w:rPr>
           <w:rFonts w:ascii="Garamond" w:hAnsi="Garamond"/>
-          <w:sz w:val="12"/>
-          <w:szCs w:val="12"/>
+          <w:sz w:val="18"/>
+          <w:szCs w:val="18"/>
         </w:rPr>
       </w:pPr>
     </w:p>
@@ -688,15 +674,7 @@
           <w:sz w:val="22"/>
           <w:szCs w:val="22"/>
         </w:rPr>
-        <w:t>HTML, CSS</w:t>
-      </w:r>
-      <w:r>
-        <w:rPr>
-          <w:rFonts w:ascii="Garamond" w:hAnsi="Garamond"/>
-          <w:sz w:val="22"/>
-          <w:szCs w:val="22"/>
-        </w:rPr>
-        <w:t xml:space="preserve">, </w:t>
+        <w:t xml:space="preserve">HTML, CSS, </w:t>
       </w:r>
       <w:r>
         <w:rPr>
@@ -869,9 +847,8 @@
         </w:tabs>
         <w:rPr>
           <w:rFonts w:ascii="Garamond" w:hAnsi="Garamond"/>
-          <w:b/>
-          <w:sz w:val="12"/>
-          <w:szCs w:val="12"/>
+          <w:sz w:val="18"/>
+          <w:szCs w:val="18"/>
         </w:rPr>
       </w:pPr>
     </w:p>
@@ -1337,8 +1314,8 @@
         <w:ind w:left="720"/>
         <w:rPr>
           <w:rFonts w:ascii="Garamond" w:hAnsi="Garamond"/>
-          <w:sz w:val="12"/>
-          <w:szCs w:val="12"/>
+          <w:sz w:val="16"/>
+          <w:szCs w:val="16"/>
         </w:rPr>
       </w:pPr>
     </w:p>
@@ -1467,39 +1444,7 @@
           <w:sz w:val="22"/>
           <w:szCs w:val="22"/>
         </w:rPr>
-        <w:t xml:space="preserve">Reverse-engineered JavaScript-based </w:t>
-      </w:r>
-      <w:r>
-        <w:rPr>
-          <w:rFonts w:ascii="Garamond" w:hAnsi="Garamond"/>
-          <w:sz w:val="22"/>
-          <w:szCs w:val="22"/>
-        </w:rPr>
-        <w:t>and ASP.NET implemented login/</w:t>
-      </w:r>
-      <w:r>
-        <w:rPr>
-          <w:rFonts w:ascii="Garamond" w:hAnsi="Garamond"/>
-          <w:sz w:val="22"/>
-          <w:szCs w:val="22"/>
-        </w:rPr>
-        <w:t xml:space="preserve">token verification system of official Pomona accounts system to create a budget management </w:t>
-      </w:r>
-      <w:r>
-        <w:rPr>
-          <w:rFonts w:ascii="Garamond" w:hAnsi="Garamond"/>
-          <w:sz w:val="22"/>
-          <w:szCs w:val="22"/>
-        </w:rPr>
-        <w:t>framework</w:t>
-      </w:r>
-      <w:r>
-        <w:rPr>
-          <w:rFonts w:ascii="Garamond" w:hAnsi="Garamond"/>
-          <w:sz w:val="22"/>
-          <w:szCs w:val="22"/>
-        </w:rPr>
-        <w:t xml:space="preserve"> with web and iOS based frontends.</w:t>
+        <w:t>Reverse-engineered JavaScript-based and ASP.NET implemented login/token verification system of official Pomona accounts system to create a budget management framework with web and iOS based frontends.</w:t>
       </w:r>
     </w:p>
     <w:p>
@@ -1529,14 +1474,6 @@
           <w:szCs w:val="22"/>
         </w:rPr>
         <w:tab/>
-      </w:r>
-      <w:r>
-        <w:rPr>
-          <w:rFonts w:ascii="Garamond" w:hAnsi="Garamond"/>
-          <w:b/>
-          <w:sz w:val="22"/>
-          <w:szCs w:val="22"/>
-        </w:rPr>
         <w:t>Congressional Software Suite</w:t>
       </w:r>
       <w:r>
@@ -1680,14 +1617,6 @@
           <w:szCs w:val="22"/>
         </w:rPr>
         <w:tab/>
-      </w:r>
-      <w:r>
-        <w:rPr>
-          <w:rFonts w:ascii="Garamond" w:hAnsi="Garamond"/>
-          <w:b/>
-          <w:sz w:val="22"/>
-          <w:szCs w:val="22"/>
-        </w:rPr>
         <w:t xml:space="preserve">Chirps, </w:t>
       </w:r>
       <w:r>
@@ -1787,15 +1716,17 @@
           <w:sz w:val="22"/>
           <w:szCs w:val="22"/>
         </w:rPr>
-        <w:t>Won “Best Design” at Fall 2014 5C</w:t>
-      </w:r>
-      <w:r>
-        <w:rPr>
-          <w:rFonts w:ascii="Garamond" w:hAnsi="Garamond"/>
-          <w:sz w:val="22"/>
-          <w:szCs w:val="22"/>
-        </w:rPr>
-        <w:t xml:space="preserve"> </w:t>
+        <w:t xml:space="preserve">Won “Best Design” at Fall </w:t>
+      </w:r>
+      <w:bookmarkStart w:id="0" w:name="_GoBack"/>
+      <w:bookmarkEnd w:id="0"/>
+      <w:r>
+        <w:rPr>
+          <w:rFonts w:ascii="Garamond" w:hAnsi="Garamond"/>
+          <w:sz w:val="22"/>
+          <w:szCs w:val="22"/>
+        </w:rPr>
+        <w:t xml:space="preserve">2014 5C </w:t>
       </w:r>
       <w:proofErr w:type="spellStart"/>
       <w:r>
@@ -1940,19 +1871,10 @@
         </w:tabs>
         <w:rPr>
           <w:rFonts w:ascii="Garamond" w:hAnsi="Garamond"/>
-          <w:sz w:val="12"/>
-          <w:szCs w:val="12"/>
-        </w:rPr>
-      </w:pPr>
-      <w:r>
-        <w:rPr>
-          <w:rFonts w:ascii="Garamond" w:hAnsi="Garamond"/>
-          <w:b/>
-          <w:sz w:val="22"/>
-          <w:szCs w:val="22"/>
-        </w:rPr>
-        <w:tab/>
-      </w:r>
+          <w:sz w:val="16"/>
+          <w:szCs w:val="16"/>
+        </w:rPr>
+      </w:pPr>
     </w:p>
     <w:p>
       <w:pPr>

--- a/LaneMilesResume982015.docx
+++ b/LaneMilesResume982015.docx
@@ -130,8 +130,8 @@
       <w:pPr>
         <w:rPr>
           <w:rFonts w:ascii="Garamond" w:hAnsi="Garamond"/>
-          <w:sz w:val="12"/>
-          <w:szCs w:val="6"/>
+          <w:sz w:val="30"/>
+          <w:szCs w:val="30"/>
         </w:rPr>
       </w:pPr>
     </w:p>
@@ -482,8 +482,8 @@
         </w:tabs>
         <w:rPr>
           <w:rFonts w:ascii="Garamond" w:hAnsi="Garamond"/>
-          <w:sz w:val="18"/>
-          <w:szCs w:val="18"/>
+          <w:sz w:val="30"/>
+          <w:szCs w:val="30"/>
         </w:rPr>
       </w:pPr>
     </w:p>
@@ -792,7 +792,33 @@
           <w:sz w:val="22"/>
           <w:szCs w:val="22"/>
         </w:rPr>
-        <w:t xml:space="preserve">Leadership (project manager at </w:t>
+        <w:t>Leadership (</w:t>
+      </w:r>
+      <w:r>
+        <w:rPr>
+          <w:rFonts w:ascii="Garamond" w:hAnsi="Garamond"/>
+          <w:sz w:val="22"/>
+          <w:szCs w:val="22"/>
+        </w:rPr>
+        <w:t>team lea</w:t>
+      </w:r>
+      <w:bookmarkStart w:id="0" w:name="_GoBack"/>
+      <w:bookmarkEnd w:id="0"/>
+      <w:r>
+        <w:rPr>
+          <w:rFonts w:ascii="Garamond" w:hAnsi="Garamond"/>
+          <w:sz w:val="22"/>
+          <w:szCs w:val="22"/>
+        </w:rPr>
+        <w:t>d</w:t>
+      </w:r>
+      <w:r>
+        <w:rPr>
+          <w:rFonts w:ascii="Garamond" w:hAnsi="Garamond"/>
+          <w:sz w:val="22"/>
+          <w:szCs w:val="22"/>
+        </w:rPr>
+        <w:t xml:space="preserve"> at </w:t>
       </w:r>
       <w:proofErr w:type="spellStart"/>
       <w:r>
@@ -847,8 +873,8 @@
         </w:tabs>
         <w:rPr>
           <w:rFonts w:ascii="Garamond" w:hAnsi="Garamond"/>
-          <w:sz w:val="18"/>
-          <w:szCs w:val="18"/>
+          <w:sz w:val="30"/>
+          <w:szCs w:val="30"/>
         </w:rPr>
       </w:pPr>
     </w:p>
@@ -1239,70 +1265,70 @@
     </w:p>
     <w:p>
       <w:pPr>
+        <w:pStyle w:val="ListParagraph"/>
         <w:numPr>
           <w:ilvl w:val="0"/>
           <w:numId w:val="18"/>
         </w:numPr>
         <w:tabs>
-          <w:tab w:val="left" w:pos="720"/>
-          <w:tab w:val="num" w:pos="810"/>
-          <w:tab w:val="right" w:pos="10710"/>
-        </w:tabs>
-        <w:rPr>
-          <w:rFonts w:ascii="Garamond" w:hAnsi="Garamond"/>
-          <w:sz w:val="22"/>
-          <w:szCs w:val="22"/>
-        </w:rPr>
-      </w:pPr>
-      <w:r>
-        <w:rPr>
-          <w:rFonts w:ascii="Garamond" w:hAnsi="Garamond"/>
-          <w:sz w:val="22"/>
-          <w:szCs w:val="22"/>
-        </w:rPr>
-        <w:t>Managed constituent correspondences via phone, email, and hard mail</w:t>
+          <w:tab w:val="left" w:pos="270"/>
+        </w:tabs>
+        <w:rPr>
+          <w:rFonts w:ascii="Garamond" w:hAnsi="Garamond"/>
+          <w:b/>
+          <w:sz w:val="22"/>
+          <w:szCs w:val="22"/>
+        </w:rPr>
+      </w:pPr>
+      <w:r>
+        <w:rPr>
+          <w:rFonts w:ascii="Garamond" w:hAnsi="Garamond"/>
+          <w:sz w:val="22"/>
+          <w:szCs w:val="22"/>
+        </w:rPr>
+        <w:t>Replaced manual, Word-document based vote tracking with a PHP/SQL based web-app to automatically scrape and parse XML data on Congressional votes (used by Congressman John Delaney’s office)</w:t>
       </w:r>
     </w:p>
     <w:p>
       <w:pPr>
+        <w:pStyle w:val="ListParagraph"/>
         <w:numPr>
           <w:ilvl w:val="0"/>
           <w:numId w:val="18"/>
         </w:numPr>
         <w:tabs>
-          <w:tab w:val="left" w:pos="720"/>
-          <w:tab w:val="num" w:pos="810"/>
-          <w:tab w:val="right" w:pos="10710"/>
-        </w:tabs>
-        <w:rPr>
-          <w:rFonts w:ascii="Garamond" w:hAnsi="Garamond"/>
-          <w:sz w:val="22"/>
-          <w:szCs w:val="22"/>
-        </w:rPr>
-      </w:pPr>
-      <w:r>
-        <w:rPr>
-          <w:rFonts w:ascii="Garamond" w:hAnsi="Garamond"/>
-          <w:sz w:val="22"/>
-          <w:szCs w:val="22"/>
-        </w:rPr>
-        <w:t>Attended briefings and wrote memos on campa</w:t>
-      </w:r>
-      <w:r>
-        <w:rPr>
-          <w:rFonts w:ascii="Garamond" w:hAnsi="Garamond"/>
-          <w:sz w:val="22"/>
-          <w:szCs w:val="22"/>
-        </w:rPr>
-        <w:t>ign finance, the Export-Import B</w:t>
-      </w:r>
-      <w:r>
-        <w:rPr>
-          <w:rFonts w:ascii="Garamond" w:hAnsi="Garamond"/>
-          <w:sz w:val="22"/>
-          <w:szCs w:val="22"/>
-        </w:rPr>
-        <w:t>ank, and Bitcoin</w:t>
+          <w:tab w:val="left" w:pos="270"/>
+        </w:tabs>
+        <w:rPr>
+          <w:rFonts w:ascii="Garamond" w:hAnsi="Garamond"/>
+          <w:b/>
+          <w:sz w:val="22"/>
+          <w:szCs w:val="22"/>
+        </w:rPr>
+      </w:pPr>
+      <w:r>
+        <w:rPr>
+          <w:rFonts w:ascii="Garamond" w:hAnsi="Garamond"/>
+          <w:sz w:val="22"/>
+          <w:szCs w:val="22"/>
+        </w:rPr>
+        <w:t>Eliminated</w:t>
+      </w:r>
+      <w:r>
+        <w:rPr>
+          <w:rFonts w:ascii="Garamond" w:hAnsi="Garamond"/>
+          <w:sz w:val="22"/>
+          <w:szCs w:val="22"/>
+        </w:rPr>
+        <w:t xml:space="preserve"> manual copy/paste news aggregation by creating a Chrome Extension for </w:t>
+      </w:r>
+      <w:r>
+        <w:rPr>
+          <w:rFonts w:ascii="Garamond" w:hAnsi="Garamond"/>
+          <w:sz w:val="22"/>
+          <w:szCs w:val="22"/>
+        </w:rPr>
+        <w:t>scraping and parsing local, state, and national news websites (used by Congressman Scott Peters’ office)</w:t>
       </w:r>
     </w:p>
     <w:p>
@@ -1314,8 +1340,8 @@
         <w:ind w:left="720"/>
         <w:rPr>
           <w:rFonts w:ascii="Garamond" w:hAnsi="Garamond"/>
-          <w:sz w:val="16"/>
-          <w:szCs w:val="16"/>
+          <w:sz w:val="30"/>
+          <w:szCs w:val="30"/>
         </w:rPr>
       </w:pPr>
     </w:p>
@@ -1445,147 +1471,6 @@
           <w:szCs w:val="22"/>
         </w:rPr>
         <w:t>Reverse-engineered JavaScript-based and ASP.NET implemented login/token verification system of official Pomona accounts system to create a budget management framework with web and iOS based frontends.</w:t>
-      </w:r>
-    </w:p>
-    <w:p>
-      <w:pPr>
-        <w:tabs>
-          <w:tab w:val="left" w:pos="270"/>
-          <w:tab w:val="left" w:pos="720"/>
-          <w:tab w:val="left" w:pos="1440"/>
-          <w:tab w:val="left" w:pos="2160"/>
-          <w:tab w:val="left" w:pos="2880"/>
-          <w:tab w:val="left" w:pos="3600"/>
-          <w:tab w:val="left" w:pos="4320"/>
-          <w:tab w:val="right" w:pos="10800"/>
-        </w:tabs>
-        <w:rPr>
-          <w:rFonts w:ascii="Garamond" w:hAnsi="Garamond"/>
-          <w:i/>
-          <w:sz w:val="22"/>
-          <w:szCs w:val="22"/>
-        </w:rPr>
-      </w:pPr>
-      <w:r>
-        <w:rPr>
-          <w:rFonts w:ascii="Garamond" w:hAnsi="Garamond"/>
-          <w:b/>
-          <w:sz w:val="22"/>
-          <w:szCs w:val="22"/>
-        </w:rPr>
-        <w:tab/>
-        <w:t>Congressional Software Suite</w:t>
-      </w:r>
-      <w:r>
-        <w:rPr>
-          <w:rFonts w:ascii="Garamond" w:hAnsi="Garamond"/>
-          <w:b/>
-          <w:sz w:val="22"/>
-          <w:szCs w:val="22"/>
-        </w:rPr>
-        <w:t xml:space="preserve">, </w:t>
-      </w:r>
-      <w:r>
-        <w:rPr>
-          <w:rFonts w:ascii="Garamond" w:hAnsi="Garamond"/>
-          <w:sz w:val="22"/>
-          <w:szCs w:val="22"/>
-        </w:rPr>
-        <w:t>Vote Tracking and News Aggregation</w:t>
-      </w:r>
-      <w:r>
-        <w:rPr>
-          <w:rFonts w:ascii="Garamond" w:hAnsi="Garamond"/>
-          <w:sz w:val="22"/>
-          <w:szCs w:val="22"/>
-        </w:rPr>
-        <w:tab/>
-      </w:r>
-      <w:r>
-        <w:rPr>
-          <w:rFonts w:ascii="Garamond" w:hAnsi="Garamond"/>
-          <w:i/>
-          <w:sz w:val="22"/>
-          <w:szCs w:val="22"/>
-        </w:rPr>
-        <w:t>May 2014 –</w:t>
-      </w:r>
-      <w:r>
-        <w:rPr>
-          <w:rFonts w:ascii="Garamond" w:hAnsi="Garamond"/>
-          <w:i/>
-          <w:sz w:val="22"/>
-          <w:szCs w:val="22"/>
-        </w:rPr>
-        <w:t xml:space="preserve"> Present</w:t>
-      </w:r>
-    </w:p>
-    <w:p>
-      <w:pPr>
-        <w:pStyle w:val="ListParagraph"/>
-        <w:numPr>
-          <w:ilvl w:val="0"/>
-          <w:numId w:val="29"/>
-        </w:numPr>
-        <w:tabs>
-          <w:tab w:val="left" w:pos="270"/>
-        </w:tabs>
-        <w:rPr>
-          <w:rFonts w:ascii="Garamond" w:hAnsi="Garamond"/>
-          <w:b/>
-          <w:sz w:val="22"/>
-          <w:szCs w:val="22"/>
-        </w:rPr>
-      </w:pPr>
-      <w:r>
-        <w:rPr>
-          <w:rFonts w:ascii="Garamond" w:hAnsi="Garamond"/>
-          <w:sz w:val="22"/>
-          <w:szCs w:val="22"/>
-        </w:rPr>
-        <w:t>Replaced manual, Word-document based vote tracking with a PHP/SQL based web-app to automatically scrape and parse XML data on Congressional votes (used by Congressman John Delaney’s office)</w:t>
-      </w:r>
-    </w:p>
-    <w:p>
-      <w:pPr>
-        <w:pStyle w:val="ListParagraph"/>
-        <w:numPr>
-          <w:ilvl w:val="0"/>
-          <w:numId w:val="29"/>
-        </w:numPr>
-        <w:tabs>
-          <w:tab w:val="left" w:pos="270"/>
-        </w:tabs>
-        <w:rPr>
-          <w:rFonts w:ascii="Garamond" w:hAnsi="Garamond"/>
-          <w:b/>
-          <w:sz w:val="22"/>
-          <w:szCs w:val="22"/>
-        </w:rPr>
-      </w:pPr>
-      <w:r>
-        <w:rPr>
-          <w:rFonts w:ascii="Garamond" w:hAnsi="Garamond"/>
-          <w:sz w:val="22"/>
-          <w:szCs w:val="22"/>
-        </w:rPr>
-        <w:t>Eliminated</w:t>
-      </w:r>
-      <w:r>
-        <w:rPr>
-          <w:rFonts w:ascii="Garamond" w:hAnsi="Garamond"/>
-          <w:sz w:val="22"/>
-          <w:szCs w:val="22"/>
-        </w:rPr>
-        <w:t xml:space="preserve"> manual copy/paste news aggregation by creating a Chrome Extension for </w:t>
-      </w:r>
-      <w:r>
-        <w:rPr>
-          <w:rFonts w:ascii="Garamond" w:hAnsi="Garamond"/>
-          <w:sz w:val="22"/>
-          <w:szCs w:val="22"/>
-        </w:rPr>
-        <w:t>scraping and parsing local, state, and national news websites (used by Congressman Scott Peters’ office)</w:t>
       </w:r>
     </w:p>
     <w:p>
@@ -1716,17 +1601,7 @@
           <w:sz w:val="22"/>
           <w:szCs w:val="22"/>
         </w:rPr>
-        <w:t xml:space="preserve">Won “Best Design” at Fall </w:t>
-      </w:r>
-      <w:bookmarkStart w:id="0" w:name="_GoBack"/>
-      <w:bookmarkEnd w:id="0"/>
-      <w:r>
-        <w:rPr>
-          <w:rFonts w:ascii="Garamond" w:hAnsi="Garamond"/>
-          <w:sz w:val="22"/>
-          <w:szCs w:val="22"/>
-        </w:rPr>
-        <w:t xml:space="preserve">2014 5C </w:t>
+        <w:t xml:space="preserve">Won “Best Design” at Fall 2014 5C </w:t>
       </w:r>
       <w:proofErr w:type="spellStart"/>
       <w:r>
@@ -1871,8 +1746,8 @@
         </w:tabs>
         <w:rPr>
           <w:rFonts w:ascii="Garamond" w:hAnsi="Garamond"/>
-          <w:sz w:val="16"/>
-          <w:szCs w:val="16"/>
+          <w:sz w:val="32"/>
+          <w:szCs w:val="32"/>
         </w:rPr>
       </w:pPr>
     </w:p>

--- a/LaneMilesResume982015.docx
+++ b/LaneMilesResume982015.docx
@@ -611,36 +611,8 @@
           <w:sz w:val="22"/>
           <w:szCs w:val="22"/>
         </w:rPr>
-        <w:t xml:space="preserve">, </w:t>
-      </w:r>
-      <w:proofErr w:type="spellStart"/>
-      <w:r>
-        <w:rPr>
-          <w:rFonts w:ascii="Garamond" w:hAnsi="Garamond"/>
-          <w:sz w:val="22"/>
-          <w:szCs w:val="22"/>
-        </w:rPr>
-        <w:t>git</w:t>
-      </w:r>
-      <w:proofErr w:type="spellEnd"/>
-      <w:r>
-        <w:rPr>
-          <w:rFonts w:ascii="Garamond" w:hAnsi="Garamond"/>
-          <w:sz w:val="22"/>
-          <w:szCs w:val="22"/>
-        </w:rPr>
-        <w:t xml:space="preserve">, </w:t>
-      </w:r>
-      <w:proofErr w:type="spellStart"/>
-      <w:r>
-        <w:rPr>
-          <w:rFonts w:ascii="Garamond" w:hAnsi="Garamond"/>
-          <w:sz w:val="22"/>
-          <w:szCs w:val="22"/>
-        </w:rPr>
-        <w:t>LaTeX</w:t>
-      </w:r>
-      <w:proofErr w:type="spellEnd"/>
+        <w:t>, git, LaTeX</w:t>
+      </w:r>
     </w:p>
     <w:p>
       <w:pPr>
@@ -800,43 +772,15 @@
           <w:sz w:val="22"/>
           <w:szCs w:val="22"/>
         </w:rPr>
-        <w:t>team lea</w:t>
-      </w:r>
-      <w:bookmarkStart w:id="0" w:name="_GoBack"/>
-      <w:bookmarkEnd w:id="0"/>
-      <w:r>
-        <w:rPr>
-          <w:rFonts w:ascii="Garamond" w:hAnsi="Garamond"/>
-          <w:sz w:val="22"/>
-          <w:szCs w:val="22"/>
-        </w:rPr>
-        <w:t>d</w:t>
-      </w:r>
-      <w:r>
-        <w:rPr>
-          <w:rFonts w:ascii="Garamond" w:hAnsi="Garamond"/>
-          <w:sz w:val="22"/>
-          <w:szCs w:val="22"/>
-        </w:rPr>
-        <w:t xml:space="preserve"> at </w:t>
-      </w:r>
-      <w:proofErr w:type="spellStart"/>
-      <w:r>
-        <w:rPr>
-          <w:rFonts w:ascii="Garamond" w:hAnsi="Garamond"/>
-          <w:sz w:val="22"/>
-          <w:szCs w:val="22"/>
-        </w:rPr>
-        <w:t>Hackathons</w:t>
-      </w:r>
-      <w:proofErr w:type="spellEnd"/>
-      <w:r>
-        <w:rPr>
-          <w:rFonts w:ascii="Garamond" w:hAnsi="Garamond"/>
-          <w:sz w:val="22"/>
-          <w:szCs w:val="22"/>
-        </w:rPr>
-        <w:t>, captain of HS baseball team)</w:t>
+        <w:t>team lead</w:t>
+      </w:r>
+      <w:r>
+        <w:rPr>
+          <w:rFonts w:ascii="Garamond" w:hAnsi="Garamond"/>
+          <w:sz w:val="22"/>
+          <w:szCs w:val="22"/>
+        </w:rPr>
+        <w:t xml:space="preserve"> at Hackathons, captain of HS baseball team)</w:t>
       </w:r>
     </w:p>
     <w:p>
@@ -1156,8 +1100,10 @@
           <w:sz w:val="22"/>
           <w:szCs w:val="22"/>
         </w:rPr>
-        <w:t>Legislative</w:t>
-      </w:r>
+        <w:t>Congressional</w:t>
+      </w:r>
+      <w:bookmarkStart w:id="0" w:name="_GoBack"/>
+      <w:bookmarkEnd w:id="0"/>
       <w:r>
         <w:rPr>
           <w:rFonts w:ascii="Garamond" w:hAnsi="Garamond"/>
@@ -1601,18 +1547,8 @@
           <w:sz w:val="22"/>
           <w:szCs w:val="22"/>
         </w:rPr>
-        <w:t xml:space="preserve">Won “Best Design” at Fall 2014 5C </w:t>
-      </w:r>
-      <w:proofErr w:type="spellStart"/>
-      <w:r>
-        <w:rPr>
-          <w:rFonts w:ascii="Garamond" w:hAnsi="Garamond"/>
-          <w:sz w:val="22"/>
-          <w:szCs w:val="22"/>
-        </w:rPr>
-        <w:t>Hackathon</w:t>
-      </w:r>
-      <w:proofErr w:type="spellEnd"/>
+        <w:t>Won “Best Design” at Fall 2014 5C Hackathon</w:t>
+      </w:r>
       <w:r>
         <w:rPr>
           <w:rFonts w:ascii="Garamond" w:hAnsi="Garamond"/>
@@ -1799,25 +1735,7 @@
           <w:sz w:val="22"/>
           <w:szCs w:val="22"/>
         </w:rPr>
-        <w:t xml:space="preserve">Campaigns, elections, and American politics. Database design and multiprocessing. TED talks and </w:t>
-      </w:r>
-      <w:proofErr w:type="spellStart"/>
-      <w:r>
-        <w:rPr>
-          <w:rFonts w:ascii="Garamond" w:hAnsi="Garamond"/>
-          <w:sz w:val="22"/>
-          <w:szCs w:val="22"/>
-        </w:rPr>
-        <w:t>Numberphile</w:t>
-      </w:r>
-      <w:proofErr w:type="spellEnd"/>
-      <w:r>
-        <w:rPr>
-          <w:rFonts w:ascii="Garamond" w:hAnsi="Garamond"/>
-          <w:sz w:val="22"/>
-          <w:szCs w:val="22"/>
-        </w:rPr>
-        <w:t>.</w:t>
+        <w:t>Campaigns, elections, and American politics. Database design and multiprocessing. TED talks and Numberphile.</w:t>
       </w:r>
     </w:p>
     <w:sectPr>

--- a/LaneMilesResume982015.docx
+++ b/LaneMilesResume982015.docx
@@ -130,8 +130,8 @@
       <w:pPr>
         <w:rPr>
           <w:rFonts w:ascii="Garamond" w:hAnsi="Garamond"/>
-          <w:sz w:val="30"/>
-          <w:szCs w:val="30"/>
+          <w:sz w:val="16"/>
+          <w:szCs w:val="16"/>
         </w:rPr>
       </w:pPr>
     </w:p>
@@ -482,8 +482,8 @@
         </w:tabs>
         <w:rPr>
           <w:rFonts w:ascii="Garamond" w:hAnsi="Garamond"/>
-          <w:sz w:val="30"/>
-          <w:szCs w:val="30"/>
+          <w:sz w:val="16"/>
+          <w:szCs w:val="16"/>
         </w:rPr>
       </w:pPr>
     </w:p>
@@ -670,7 +670,39 @@
           <w:sz w:val="22"/>
           <w:szCs w:val="22"/>
         </w:rPr>
-        <w:t xml:space="preserve">Ruby on Rails, SML </w:t>
+        <w:t>Ruby on Rails, SML</w:t>
+      </w:r>
+    </w:p>
+    <w:p>
+      <w:pPr>
+        <w:tabs>
+          <w:tab w:val="left" w:pos="270"/>
+        </w:tabs>
+        <w:ind w:left="270"/>
+        <w:rPr>
+          <w:rFonts w:ascii="Garamond" w:hAnsi="Garamond"/>
+          <w:b/>
+          <w:sz w:val="22"/>
+          <w:szCs w:val="22"/>
+        </w:rPr>
+      </w:pPr>
+      <w:r>
+        <w:rPr>
+          <w:rFonts w:ascii="Garamond" w:hAnsi="Garamond"/>
+          <w:b/>
+          <w:sz w:val="22"/>
+          <w:szCs w:val="22"/>
+        </w:rPr>
+        <w:t>Other</w:t>
+      </w:r>
+      <w:r>
+        <w:rPr>
+          <w:rFonts w:ascii="Garamond" w:hAnsi="Garamond"/>
+          <w:b/>
+          <w:sz w:val="22"/>
+          <w:szCs w:val="22"/>
+        </w:rPr>
+        <w:t>:</w:t>
       </w:r>
     </w:p>
     <w:p>
@@ -683,7 +715,7 @@
         <w:tabs>
           <w:tab w:val="left" w:pos="270"/>
         </w:tabs>
-        <w:ind w:left="270" w:firstLine="90"/>
+        <w:ind w:left="720"/>
         <w:rPr>
           <w:rFonts w:ascii="Garamond" w:hAnsi="Garamond"/>
           <w:b/>
@@ -697,47 +729,31 @@
           <w:sz w:val="22"/>
           <w:szCs w:val="22"/>
         </w:rPr>
-        <w:t xml:space="preserve">Published iOS </w:t>
-      </w:r>
-      <w:r>
-        <w:rPr>
-          <w:rFonts w:ascii="Garamond" w:hAnsi="Garamond"/>
-          <w:sz w:val="22"/>
-          <w:szCs w:val="22"/>
-        </w:rPr>
-        <w:t>application, Chrome Extension</w:t>
-      </w:r>
-    </w:p>
-    <w:p>
-      <w:pPr>
-        <w:tabs>
-          <w:tab w:val="left" w:pos="270"/>
-        </w:tabs>
-        <w:ind w:left="270"/>
-        <w:rPr>
-          <w:rFonts w:ascii="Garamond" w:hAnsi="Garamond"/>
-          <w:b/>
-          <w:sz w:val="22"/>
-          <w:szCs w:val="22"/>
-        </w:rPr>
-      </w:pPr>
-      <w:r>
-        <w:rPr>
-          <w:rFonts w:ascii="Garamond" w:hAnsi="Garamond"/>
-          <w:b/>
-          <w:sz w:val="22"/>
-          <w:szCs w:val="22"/>
-        </w:rPr>
-        <w:t>Other</w:t>
-      </w:r>
-      <w:r>
-        <w:rPr>
-          <w:rFonts w:ascii="Garamond" w:hAnsi="Garamond"/>
-          <w:b/>
-          <w:sz w:val="22"/>
-          <w:szCs w:val="22"/>
-        </w:rPr>
-        <w:t>:</w:t>
+        <w:t>Leadership (</w:t>
+      </w:r>
+      <w:r>
+        <w:rPr>
+          <w:rFonts w:ascii="Garamond" w:hAnsi="Garamond"/>
+          <w:sz w:val="22"/>
+          <w:szCs w:val="22"/>
+        </w:rPr>
+        <w:t>member of student judiciary, technical</w:t>
+      </w:r>
+      <w:r>
+        <w:rPr>
+          <w:rFonts w:ascii="Garamond" w:hAnsi="Garamond"/>
+          <w:sz w:val="22"/>
+          <w:szCs w:val="22"/>
+        </w:rPr>
+        <w:t xml:space="preserve"> lead</w:t>
+      </w:r>
+      <w:r>
+        <w:rPr>
+          <w:rFonts w:ascii="Garamond" w:hAnsi="Garamond"/>
+          <w:sz w:val="22"/>
+          <w:szCs w:val="22"/>
+        </w:rPr>
+        <w:t xml:space="preserve"> at Hackathons, captain of HS baseball team)</w:t>
       </w:r>
     </w:p>
     <w:p>
@@ -764,61 +780,18 @@
           <w:sz w:val="22"/>
           <w:szCs w:val="22"/>
         </w:rPr>
-        <w:t>Leadership (</w:t>
-      </w:r>
-      <w:r>
-        <w:rPr>
-          <w:rFonts w:ascii="Garamond" w:hAnsi="Garamond"/>
-          <w:sz w:val="22"/>
-          <w:szCs w:val="22"/>
-        </w:rPr>
-        <w:t>team lead</w:t>
-      </w:r>
-      <w:r>
-        <w:rPr>
-          <w:rFonts w:ascii="Garamond" w:hAnsi="Garamond"/>
-          <w:sz w:val="22"/>
-          <w:szCs w:val="22"/>
-        </w:rPr>
-        <w:t xml:space="preserve"> at Hackathons, captain of HS baseball team)</w:t>
+        <w:t>Public Speaking (won numerous awards in Model Congresses and Model United Nations)</w:t>
       </w:r>
     </w:p>
     <w:p>
       <w:pPr>
-        <w:pStyle w:val="ListParagraph"/>
-        <w:numPr>
-          <w:ilvl w:val="0"/>
-          <w:numId w:val="30"/>
-        </w:numPr>
         <w:tabs>
           <w:tab w:val="left" w:pos="270"/>
         </w:tabs>
-        <w:ind w:left="720"/>
-        <w:rPr>
-          <w:rFonts w:ascii="Garamond" w:hAnsi="Garamond"/>
-          <w:b/>
-          <w:sz w:val="22"/>
-          <w:szCs w:val="22"/>
-        </w:rPr>
-      </w:pPr>
-      <w:r>
-        <w:rPr>
-          <w:rFonts w:ascii="Garamond" w:hAnsi="Garamond"/>
-          <w:sz w:val="22"/>
-          <w:szCs w:val="22"/>
-        </w:rPr>
-        <w:t>Public Speaking (won numerous awards in Model Congresses and Model United Nations)</w:t>
-      </w:r>
-    </w:p>
-    <w:p>
-      <w:pPr>
-        <w:tabs>
-          <w:tab w:val="left" w:pos="270"/>
-        </w:tabs>
-        <w:rPr>
-          <w:rFonts w:ascii="Garamond" w:hAnsi="Garamond"/>
-          <w:sz w:val="30"/>
-          <w:szCs w:val="30"/>
+        <w:rPr>
+          <w:rFonts w:ascii="Garamond" w:hAnsi="Garamond"/>
+          <w:sz w:val="16"/>
+          <w:szCs w:val="16"/>
         </w:rPr>
       </w:pPr>
     </w:p>
@@ -915,7 +888,25 @@
           <w:sz w:val="22"/>
           <w:szCs w:val="22"/>
         </w:rPr>
-        <w:t>May 2015 - Present</w:t>
+        <w:t xml:space="preserve">May 2015 </w:t>
+      </w:r>
+      <w:r>
+        <w:rPr>
+          <w:rFonts w:ascii="Garamond" w:hAnsi="Garamond"/>
+          <w:i/>
+          <w:sz w:val="22"/>
+          <w:szCs w:val="22"/>
+        </w:rPr>
+        <w:t>–</w:t>
+      </w:r>
+      <w:r>
+        <w:rPr>
+          <w:rFonts w:ascii="Garamond" w:hAnsi="Garamond"/>
+          <w:i/>
+          <w:sz w:val="22"/>
+          <w:szCs w:val="22"/>
+        </w:rPr>
+        <w:t xml:space="preserve"> Present</w:t>
       </w:r>
     </w:p>
     <w:p>
@@ -967,20 +958,35 @@
           <w:tab w:val="left" w:pos="4320"/>
           <w:tab w:val="right" w:pos="10800"/>
         </w:tabs>
-        <w:ind w:left="1440" w:hanging="1080"/>
-        <w:rPr>
-          <w:rFonts w:ascii="Garamond" w:hAnsi="Garamond"/>
-          <w:sz w:val="22"/>
-          <w:szCs w:val="22"/>
-        </w:rPr>
-      </w:pPr>
-      <w:r>
-        <w:rPr>
-          <w:rFonts w:ascii="Garamond" w:hAnsi="Garamond"/>
-          <w:sz w:val="22"/>
-          <w:szCs w:val="22"/>
-        </w:rPr>
-        <w:t>Applied principles of Levenshtein distance to create a customized, sentence-wide edit distance heuristic</w:t>
+        <w:rPr>
+          <w:rFonts w:ascii="Garamond" w:hAnsi="Garamond"/>
+          <w:sz w:val="22"/>
+          <w:szCs w:val="22"/>
+        </w:rPr>
+      </w:pPr>
+      <w:r>
+        <w:rPr>
+          <w:rFonts w:ascii="Garamond" w:hAnsi="Garamond"/>
+          <w:sz w:val="22"/>
+          <w:szCs w:val="22"/>
+        </w:rPr>
+        <w:t>Created custom API for</w:t>
+      </w:r>
+      <w:r>
+        <w:rPr>
+          <w:rFonts w:ascii="Garamond" w:hAnsi="Garamond"/>
+          <w:sz w:val="22"/>
+          <w:szCs w:val="22"/>
+        </w:rPr>
+        <w:t xml:space="preserve">, </w:t>
+      </w:r>
+      <w:r>
+        <w:rPr>
+          <w:rFonts w:ascii="Garamond" w:hAnsi="Garamond"/>
+          <w:sz w:val="22"/>
+          <w:szCs w:val="22"/>
+        </w:rPr>
+        <w:t>scraped, cleaned, and parsed tens of millions of records from the FEC</w:t>
       </w:r>
     </w:p>
     <w:p>
@@ -1013,7 +1019,63 @@
           <w:sz w:val="22"/>
           <w:szCs w:val="22"/>
         </w:rPr>
-        <w:t>Utilized Random Forest Classification to find connections in imperfect campaign finance data</w:t>
+        <w:t>Applied principles of Levenshtein</w:t>
+      </w:r>
+      <w:r>
+        <w:rPr>
+          <w:rFonts w:ascii="Garamond" w:hAnsi="Garamond"/>
+          <w:sz w:val="22"/>
+          <w:szCs w:val="22"/>
+        </w:rPr>
+        <w:t xml:space="preserve"> </w:t>
+      </w:r>
+      <w:r>
+        <w:rPr>
+          <w:rFonts w:ascii="Garamond" w:hAnsi="Garamond"/>
+          <w:sz w:val="22"/>
+          <w:szCs w:val="22"/>
+        </w:rPr>
+        <w:t>d</w:t>
+      </w:r>
+      <w:r>
+        <w:rPr>
+          <w:rFonts w:ascii="Garamond" w:hAnsi="Garamond"/>
+          <w:sz w:val="22"/>
+          <w:szCs w:val="22"/>
+        </w:rPr>
+        <w:t xml:space="preserve">istance to create a </w:t>
+      </w:r>
+      <w:r>
+        <w:rPr>
+          <w:rFonts w:ascii="Garamond" w:hAnsi="Garamond"/>
+          <w:sz w:val="22"/>
+          <w:szCs w:val="22"/>
+        </w:rPr>
+        <w:t>sentence-</w:t>
+      </w:r>
+      <w:r>
+        <w:rPr>
+          <w:rFonts w:ascii="Garamond" w:hAnsi="Garamond"/>
+          <w:sz w:val="22"/>
+          <w:szCs w:val="22"/>
+        </w:rPr>
+        <w:t>based</w:t>
+      </w:r>
+      <w:r>
+        <w:rPr>
+          <w:rFonts w:ascii="Garamond" w:hAnsi="Garamond"/>
+          <w:sz w:val="22"/>
+          <w:szCs w:val="22"/>
+        </w:rPr>
+        <w:t xml:space="preserve"> edit distance heuristic</w:t>
+      </w:r>
+      <w:r>
+        <w:rPr>
+          <w:rFonts w:ascii="Garamond" w:hAnsi="Garamond"/>
+          <w:sz w:val="22"/>
+          <w:szCs w:val="22"/>
+        </w:rPr>
+        <w:t xml:space="preserve"> with custom stop words</w:t>
       </w:r>
     </w:p>
     <w:p>
@@ -1046,167 +1108,15 @@
           <w:sz w:val="22"/>
           <w:szCs w:val="22"/>
         </w:rPr>
-        <w:t>Reduced search time by a factor of 25 by rewriting large SQL queries and modifying underlying database structure</w:t>
-      </w:r>
-    </w:p>
-    <w:p>
-      <w:pPr>
-        <w:tabs>
-          <w:tab w:val="left" w:pos="720"/>
-          <w:tab w:val="right" w:pos="10710"/>
-        </w:tabs>
-        <w:rPr>
-          <w:rFonts w:ascii="Garamond" w:hAnsi="Garamond"/>
-          <w:b/>
-          <w:sz w:val="6"/>
-          <w:szCs w:val="6"/>
-        </w:rPr>
-      </w:pPr>
-    </w:p>
-    <w:p>
-      <w:pPr>
-        <w:tabs>
-          <w:tab w:val="left" w:pos="720"/>
-          <w:tab w:val="right" w:pos="10710"/>
-        </w:tabs>
-        <w:ind w:left="270"/>
-        <w:rPr>
-          <w:rFonts w:ascii="Garamond" w:hAnsi="Garamond"/>
-          <w:i/>
-          <w:sz w:val="22"/>
-          <w:szCs w:val="22"/>
-        </w:rPr>
-      </w:pPr>
-      <w:r>
-        <w:rPr>
-          <w:rFonts w:ascii="Garamond" w:hAnsi="Garamond"/>
-          <w:b/>
-          <w:sz w:val="22"/>
-          <w:szCs w:val="22"/>
-        </w:rPr>
-        <w:t>US House of Representatives,</w:t>
-      </w:r>
-      <w:r>
-        <w:rPr>
-          <w:rFonts w:ascii="Garamond" w:hAnsi="Garamond"/>
-          <w:sz w:val="22"/>
-          <w:szCs w:val="22"/>
-        </w:rPr>
-        <w:t xml:space="preserve"> </w:t>
-      </w:r>
-      <w:r>
-        <w:rPr>
-          <w:rFonts w:ascii="Garamond" w:hAnsi="Garamond"/>
-          <w:sz w:val="22"/>
-          <w:szCs w:val="22"/>
-        </w:rPr>
-        <w:t>Congressional</w:t>
-      </w:r>
-      <w:bookmarkStart w:id="0" w:name="_GoBack"/>
-      <w:bookmarkEnd w:id="0"/>
-      <w:r>
-        <w:rPr>
-          <w:rFonts w:ascii="Garamond" w:hAnsi="Garamond"/>
-          <w:b/>
-          <w:sz w:val="22"/>
-          <w:szCs w:val="22"/>
-        </w:rPr>
-        <w:t xml:space="preserve"> </w:t>
-      </w:r>
-      <w:r>
-        <w:rPr>
-          <w:rFonts w:ascii="Garamond" w:hAnsi="Garamond"/>
-          <w:sz w:val="22"/>
-          <w:szCs w:val="22"/>
-        </w:rPr>
-        <w:t>Intern</w:t>
-      </w:r>
-      <w:r>
-        <w:rPr>
-          <w:rFonts w:ascii="Garamond" w:hAnsi="Garamond"/>
-          <w:i/>
-          <w:sz w:val="22"/>
-          <w:szCs w:val="22"/>
-        </w:rPr>
-        <w:t xml:space="preserve">, </w:t>
-      </w:r>
-      <w:r>
-        <w:rPr>
-          <w:rFonts w:ascii="Garamond" w:hAnsi="Garamond"/>
-          <w:sz w:val="22"/>
-          <w:szCs w:val="22"/>
-        </w:rPr>
-        <w:t>Washington, D.C.</w:t>
-      </w:r>
-      <w:r>
-        <w:rPr>
-          <w:rFonts w:ascii="Garamond" w:hAnsi="Garamond"/>
-          <w:sz w:val="22"/>
-          <w:szCs w:val="22"/>
-        </w:rPr>
-        <w:tab/>
-      </w:r>
-      <w:r>
-        <w:rPr>
-          <w:rFonts w:ascii="Garamond" w:hAnsi="Garamond"/>
-          <w:i/>
-          <w:sz w:val="22"/>
-          <w:szCs w:val="22"/>
-        </w:rPr>
-        <w:t>May</w:t>
-      </w:r>
-      <w:r>
-        <w:rPr>
-          <w:rFonts w:ascii="Garamond" w:hAnsi="Garamond"/>
-          <w:i/>
-          <w:sz w:val="22"/>
-          <w:szCs w:val="22"/>
-        </w:rPr>
-        <w:t xml:space="preserve"> 2014 – Aug</w:t>
-      </w:r>
-      <w:r>
-        <w:rPr>
-          <w:rFonts w:ascii="Garamond" w:hAnsi="Garamond"/>
-          <w:i/>
-          <w:sz w:val="22"/>
-          <w:szCs w:val="22"/>
-        </w:rPr>
-        <w:t>.</w:t>
-      </w:r>
-      <w:r>
-        <w:rPr>
-          <w:rFonts w:ascii="Garamond" w:hAnsi="Garamond"/>
-          <w:i/>
-          <w:sz w:val="22"/>
-          <w:szCs w:val="22"/>
-        </w:rPr>
-        <w:t xml:space="preserve"> 2014</w:t>
-      </w:r>
-    </w:p>
-    <w:p>
-      <w:pPr>
-        <w:numPr>
-          <w:ilvl w:val="0"/>
-          <w:numId w:val="18"/>
-        </w:numPr>
-        <w:tabs>
-          <w:tab w:val="left" w:pos="720"/>
-          <w:tab w:val="num" w:pos="810"/>
-          <w:tab w:val="right" w:pos="10710"/>
-        </w:tabs>
-        <w:rPr>
-          <w:rFonts w:ascii="Garamond" w:hAnsi="Garamond"/>
-          <w:sz w:val="22"/>
-          <w:szCs w:val="22"/>
-        </w:rPr>
-      </w:pPr>
-      <w:r>
-        <w:rPr>
-          <w:rFonts w:ascii="Garamond" w:hAnsi="Garamond"/>
-          <w:sz w:val="22"/>
-          <w:szCs w:val="22"/>
-        </w:rPr>
-        <w:t>Worked for the offices of John Delaney (MD-06) and Scott Peters (CA-52)</w:t>
+        <w:t>U</w:t>
+      </w:r>
+      <w:r>
+        <w:rPr>
+          <w:rFonts w:ascii="Garamond" w:hAnsi="Garamond"/>
+          <w:sz w:val="22"/>
+          <w:szCs w:val="22"/>
+        </w:rPr>
+        <w:t>tilized Random Forest Classification to find connections in imperfect campaign finance data</w:t>
       </w:r>
     </w:p>
     <w:p>
@@ -1214,110 +1124,8 @@
         <w:pStyle w:val="ListParagraph"/>
         <w:numPr>
           <w:ilvl w:val="0"/>
-          <w:numId w:val="18"/>
+          <w:numId w:val="32"/>
         </w:numPr>
-        <w:tabs>
-          <w:tab w:val="left" w:pos="270"/>
-        </w:tabs>
-        <w:rPr>
-          <w:rFonts w:ascii="Garamond" w:hAnsi="Garamond"/>
-          <w:b/>
-          <w:sz w:val="22"/>
-          <w:szCs w:val="22"/>
-        </w:rPr>
-      </w:pPr>
-      <w:r>
-        <w:rPr>
-          <w:rFonts w:ascii="Garamond" w:hAnsi="Garamond"/>
-          <w:sz w:val="22"/>
-          <w:szCs w:val="22"/>
-        </w:rPr>
-        <w:t>Replaced manual, Word-document based vote tracking with a PHP/SQL based web-app to automatically scrape and parse XML data on Congressional votes (used by Congressman John Delaney’s office)</w:t>
-      </w:r>
-    </w:p>
-    <w:p>
-      <w:pPr>
-        <w:pStyle w:val="ListParagraph"/>
-        <w:numPr>
-          <w:ilvl w:val="0"/>
-          <w:numId w:val="18"/>
-        </w:numPr>
-        <w:tabs>
-          <w:tab w:val="left" w:pos="270"/>
-        </w:tabs>
-        <w:rPr>
-          <w:rFonts w:ascii="Garamond" w:hAnsi="Garamond"/>
-          <w:b/>
-          <w:sz w:val="22"/>
-          <w:szCs w:val="22"/>
-        </w:rPr>
-      </w:pPr>
-      <w:r>
-        <w:rPr>
-          <w:rFonts w:ascii="Garamond" w:hAnsi="Garamond"/>
-          <w:sz w:val="22"/>
-          <w:szCs w:val="22"/>
-        </w:rPr>
-        <w:t>Eliminated</w:t>
-      </w:r>
-      <w:r>
-        <w:rPr>
-          <w:rFonts w:ascii="Garamond" w:hAnsi="Garamond"/>
-          <w:sz w:val="22"/>
-          <w:szCs w:val="22"/>
-        </w:rPr>
-        <w:t xml:space="preserve"> manual copy/paste news aggregation by creating a Chrome Extension for </w:t>
-      </w:r>
-      <w:r>
-        <w:rPr>
-          <w:rFonts w:ascii="Garamond" w:hAnsi="Garamond"/>
-          <w:sz w:val="22"/>
-          <w:szCs w:val="22"/>
-        </w:rPr>
-        <w:t>scraping and parsing local, state, and national news websites (used by Congressman Scott Peters’ office)</w:t>
-      </w:r>
-    </w:p>
-    <w:p>
-      <w:pPr>
-        <w:tabs>
-          <w:tab w:val="left" w:pos="720"/>
-          <w:tab w:val="right" w:pos="10710"/>
-        </w:tabs>
-        <w:ind w:left="720"/>
-        <w:rPr>
-          <w:rFonts w:ascii="Garamond" w:hAnsi="Garamond"/>
-          <w:sz w:val="30"/>
-          <w:szCs w:val="30"/>
-        </w:rPr>
-      </w:pPr>
-    </w:p>
-    <w:p>
-      <w:pPr>
-        <w:pBdr>
-          <w:bottom w:val="single" w:sz="4" w:space="1" w:color="auto"/>
-        </w:pBdr>
-        <w:tabs>
-          <w:tab w:val="right" w:pos="10710"/>
-        </w:tabs>
-        <w:spacing w:after="120"/>
-        <w:rPr>
-          <w:rFonts w:ascii="Garamond" w:hAnsi="Garamond"/>
-          <w:sz w:val="22"/>
-          <w:szCs w:val="22"/>
-        </w:rPr>
-      </w:pPr>
-      <w:r>
-        <w:rPr>
-          <w:rFonts w:ascii="Garamond" w:hAnsi="Garamond"/>
-          <w:b/>
-          <w:sz w:val="22"/>
-          <w:szCs w:val="22"/>
-        </w:rPr>
-        <w:t>SELECTED PROJECTS</w:t>
-      </w:r>
-    </w:p>
-    <w:p>
-      <w:pPr>
         <w:tabs>
           <w:tab w:val="left" w:pos="270"/>
           <w:tab w:val="left" w:pos="720"/>
@@ -1328,16 +1136,112 @@
           <w:tab w:val="left" w:pos="4320"/>
           <w:tab w:val="right" w:pos="10800"/>
         </w:tabs>
-        <w:rPr>
-          <w:rFonts w:ascii="Garamond" w:hAnsi="Garamond"/>
-          <w:sz w:val="22"/>
-          <w:szCs w:val="22"/>
-        </w:rPr>
-      </w:pPr>
-      <w:r>
+        <w:ind w:left="1440" w:hanging="1080"/>
+        <w:rPr>
+          <w:rFonts w:ascii="Garamond" w:hAnsi="Garamond"/>
+          <w:sz w:val="22"/>
+          <w:szCs w:val="22"/>
+        </w:rPr>
+      </w:pPr>
+      <w:r>
+        <w:rPr>
+          <w:rFonts w:ascii="Garamond" w:hAnsi="Garamond"/>
+          <w:sz w:val="22"/>
+          <w:szCs w:val="22"/>
+        </w:rPr>
+        <w:t>Reduced search time by a factor of 25 by rewriting large SQL queries and modifying underlying database structure</w:t>
+      </w:r>
+    </w:p>
+    <w:p>
+      <w:pPr>
+        <w:tabs>
+          <w:tab w:val="left" w:pos="720"/>
+          <w:tab w:val="right" w:pos="10710"/>
+        </w:tabs>
         <w:rPr>
           <w:rFonts w:ascii="Garamond" w:hAnsi="Garamond"/>
           <w:b/>
+          <w:sz w:val="6"/>
+          <w:szCs w:val="6"/>
+        </w:rPr>
+      </w:pPr>
+    </w:p>
+    <w:p>
+      <w:pPr>
+        <w:tabs>
+          <w:tab w:val="left" w:pos="720"/>
+          <w:tab w:val="right" w:pos="10710"/>
+        </w:tabs>
+        <w:ind w:left="270"/>
+        <w:rPr>
+          <w:rFonts w:ascii="Garamond" w:hAnsi="Garamond"/>
+          <w:i/>
+          <w:sz w:val="22"/>
+          <w:szCs w:val="22"/>
+        </w:rPr>
+      </w:pPr>
+      <w:r>
+        <w:rPr>
+          <w:rFonts w:ascii="Garamond" w:hAnsi="Garamond"/>
+          <w:b/>
+          <w:sz w:val="22"/>
+          <w:szCs w:val="22"/>
+        </w:rPr>
+        <w:t>US House of Representatives,</w:t>
+      </w:r>
+      <w:r>
+        <w:rPr>
+          <w:rFonts w:ascii="Garamond" w:hAnsi="Garamond"/>
+          <w:sz w:val="22"/>
+          <w:szCs w:val="22"/>
+        </w:rPr>
+        <w:t xml:space="preserve"> </w:t>
+      </w:r>
+      <w:r>
+        <w:rPr>
+          <w:rFonts w:ascii="Garamond" w:hAnsi="Garamond"/>
+          <w:sz w:val="22"/>
+          <w:szCs w:val="22"/>
+        </w:rPr>
+        <w:t>Congressional</w:t>
+      </w:r>
+      <w:r>
+        <w:rPr>
+          <w:rFonts w:ascii="Garamond" w:hAnsi="Garamond"/>
+          <w:b/>
+          <w:sz w:val="22"/>
+          <w:szCs w:val="22"/>
+        </w:rPr>
+        <w:t xml:space="preserve"> </w:t>
+      </w:r>
+      <w:r>
+        <w:rPr>
+          <w:rFonts w:ascii="Garamond" w:hAnsi="Garamond"/>
+          <w:sz w:val="22"/>
+          <w:szCs w:val="22"/>
+        </w:rPr>
+        <w:t>Intern</w:t>
+      </w:r>
+      <w:r>
+        <w:rPr>
+          <w:rFonts w:ascii="Garamond" w:hAnsi="Garamond"/>
+          <w:i/>
+          <w:sz w:val="22"/>
+          <w:szCs w:val="22"/>
+        </w:rPr>
+        <w:t xml:space="preserve">, </w:t>
+      </w:r>
+      <w:r>
+        <w:rPr>
+          <w:rFonts w:ascii="Garamond" w:hAnsi="Garamond"/>
+          <w:sz w:val="22"/>
+          <w:szCs w:val="22"/>
+        </w:rPr>
+        <w:t>Washington, D.C.</w:t>
+      </w:r>
+      <w:r>
+        <w:rPr>
+          <w:rFonts w:ascii="Garamond" w:hAnsi="Garamond"/>
           <w:sz w:val="22"/>
           <w:szCs w:val="22"/>
         </w:rPr>
@@ -1346,10 +1250,435 @@
       <w:r>
         <w:rPr>
           <w:rFonts w:ascii="Garamond" w:hAnsi="Garamond"/>
+          <w:i/>
+          <w:sz w:val="22"/>
+          <w:szCs w:val="22"/>
+        </w:rPr>
+        <w:t>May</w:t>
+      </w:r>
+      <w:r>
+        <w:rPr>
+          <w:rFonts w:ascii="Garamond" w:hAnsi="Garamond"/>
+          <w:i/>
+          <w:sz w:val="22"/>
+          <w:szCs w:val="22"/>
+        </w:rPr>
+        <w:t xml:space="preserve"> 2014 – Aug</w:t>
+      </w:r>
+      <w:r>
+        <w:rPr>
+          <w:rFonts w:ascii="Garamond" w:hAnsi="Garamond"/>
+          <w:i/>
+          <w:sz w:val="22"/>
+          <w:szCs w:val="22"/>
+        </w:rPr>
+        <w:t>.</w:t>
+      </w:r>
+      <w:r>
+        <w:rPr>
+          <w:rFonts w:ascii="Garamond" w:hAnsi="Garamond"/>
+          <w:i/>
+          <w:sz w:val="22"/>
+          <w:szCs w:val="22"/>
+        </w:rPr>
+        <w:t xml:space="preserve"> 2014</w:t>
+      </w:r>
+    </w:p>
+    <w:p>
+      <w:pPr>
+        <w:numPr>
+          <w:ilvl w:val="0"/>
+          <w:numId w:val="18"/>
+        </w:numPr>
+        <w:tabs>
+          <w:tab w:val="left" w:pos="720"/>
+          <w:tab w:val="num" w:pos="810"/>
+          <w:tab w:val="right" w:pos="10710"/>
+        </w:tabs>
+        <w:rPr>
+          <w:rFonts w:ascii="Garamond" w:hAnsi="Garamond"/>
+          <w:sz w:val="22"/>
+          <w:szCs w:val="22"/>
+        </w:rPr>
+      </w:pPr>
+      <w:r>
+        <w:rPr>
+          <w:rFonts w:ascii="Garamond" w:hAnsi="Garamond"/>
+          <w:sz w:val="22"/>
+          <w:szCs w:val="22"/>
+        </w:rPr>
+        <w:t>Worked for the offices of John Delaney (MD-06) and Scott Peters (CA-52)</w:t>
+      </w:r>
+    </w:p>
+    <w:p>
+      <w:pPr>
+        <w:pStyle w:val="ListParagraph"/>
+        <w:numPr>
+          <w:ilvl w:val="0"/>
+          <w:numId w:val="18"/>
+        </w:numPr>
+        <w:tabs>
+          <w:tab w:val="left" w:pos="270"/>
+        </w:tabs>
+        <w:rPr>
+          <w:rFonts w:ascii="Garamond" w:hAnsi="Garamond"/>
           <w:b/>
           <w:sz w:val="22"/>
           <w:szCs w:val="22"/>
         </w:rPr>
+      </w:pPr>
+      <w:r>
+        <w:rPr>
+          <w:rFonts w:ascii="Garamond" w:hAnsi="Garamond"/>
+          <w:sz w:val="22"/>
+          <w:szCs w:val="22"/>
+        </w:rPr>
+        <w:t>Replaced manual, Word-document based vote tracking with a PHP/SQL based web-app to automatically scrape and parse XML data on Congressional votes (used by Congressman John Delaney’s office)</w:t>
+      </w:r>
+    </w:p>
+    <w:p>
+      <w:pPr>
+        <w:pStyle w:val="ListParagraph"/>
+        <w:numPr>
+          <w:ilvl w:val="0"/>
+          <w:numId w:val="18"/>
+        </w:numPr>
+        <w:tabs>
+          <w:tab w:val="left" w:pos="270"/>
+        </w:tabs>
+        <w:rPr>
+          <w:rFonts w:ascii="Garamond" w:hAnsi="Garamond"/>
+          <w:b/>
+          <w:sz w:val="22"/>
+          <w:szCs w:val="22"/>
+        </w:rPr>
+      </w:pPr>
+      <w:r>
+        <w:rPr>
+          <w:rFonts w:ascii="Garamond" w:hAnsi="Garamond"/>
+          <w:sz w:val="22"/>
+          <w:szCs w:val="22"/>
+        </w:rPr>
+        <w:t>Eliminated</w:t>
+      </w:r>
+      <w:r>
+        <w:rPr>
+          <w:rFonts w:ascii="Garamond" w:hAnsi="Garamond"/>
+          <w:sz w:val="22"/>
+          <w:szCs w:val="22"/>
+        </w:rPr>
+        <w:t xml:space="preserve"> manual copy/paste news aggregation by creating a Chrome Extension for </w:t>
+      </w:r>
+      <w:r>
+        <w:rPr>
+          <w:rFonts w:ascii="Garamond" w:hAnsi="Garamond"/>
+          <w:sz w:val="22"/>
+          <w:szCs w:val="22"/>
+        </w:rPr>
+        <w:t>scraping and parsing local, state, and national news websites (used by Congressman Scott Peters’ office)</w:t>
+      </w:r>
+    </w:p>
+    <w:p>
+      <w:pPr>
+        <w:tabs>
+          <w:tab w:val="left" w:pos="720"/>
+          <w:tab w:val="right" w:pos="10710"/>
+        </w:tabs>
+        <w:ind w:left="720"/>
+        <w:rPr>
+          <w:rFonts w:ascii="Garamond" w:hAnsi="Garamond"/>
+          <w:sz w:val="16"/>
+          <w:szCs w:val="16"/>
+        </w:rPr>
+      </w:pPr>
+    </w:p>
+    <w:p>
+      <w:pPr>
+        <w:pBdr>
+          <w:bottom w:val="single" w:sz="4" w:space="1" w:color="auto"/>
+        </w:pBdr>
+        <w:tabs>
+          <w:tab w:val="right" w:pos="10710"/>
+        </w:tabs>
+        <w:spacing w:after="120"/>
+        <w:rPr>
+          <w:rFonts w:ascii="Garamond" w:hAnsi="Garamond"/>
+          <w:sz w:val="22"/>
+          <w:szCs w:val="22"/>
+        </w:rPr>
+      </w:pPr>
+      <w:r>
+        <w:rPr>
+          <w:rFonts w:ascii="Garamond" w:hAnsi="Garamond"/>
+          <w:b/>
+          <w:sz w:val="22"/>
+          <w:szCs w:val="22"/>
+        </w:rPr>
+        <w:t>SELECTED PROJECTS</w:t>
+      </w:r>
+    </w:p>
+    <w:p>
+      <w:pPr>
+        <w:tabs>
+          <w:tab w:val="left" w:pos="270"/>
+          <w:tab w:val="left" w:pos="720"/>
+          <w:tab w:val="left" w:pos="1440"/>
+          <w:tab w:val="left" w:pos="2160"/>
+          <w:tab w:val="left" w:pos="2880"/>
+          <w:tab w:val="left" w:pos="3600"/>
+          <w:tab w:val="left" w:pos="4320"/>
+          <w:tab w:val="right" w:pos="10800"/>
+        </w:tabs>
+        <w:rPr>
+          <w:rFonts w:ascii="Garamond" w:hAnsi="Garamond"/>
+          <w:sz w:val="22"/>
+          <w:szCs w:val="22"/>
+        </w:rPr>
+      </w:pPr>
+      <w:r>
+        <w:rPr>
+          <w:rFonts w:ascii="Garamond" w:hAnsi="Garamond"/>
+          <w:b/>
+          <w:sz w:val="22"/>
+          <w:szCs w:val="22"/>
+        </w:rPr>
+        <w:tab/>
+      </w:r>
+      <w:r>
+        <w:rPr>
+          <w:rFonts w:ascii="Garamond" w:hAnsi="Garamond"/>
+          <w:b/>
+          <w:sz w:val="22"/>
+          <w:szCs w:val="22"/>
+        </w:rPr>
+        <w:t>CVHub</w:t>
+      </w:r>
+      <w:r>
+        <w:rPr>
+          <w:rFonts w:ascii="Garamond" w:hAnsi="Garamond"/>
+          <w:b/>
+          <w:sz w:val="22"/>
+          <w:szCs w:val="22"/>
+        </w:rPr>
+        <w:t xml:space="preserve">, </w:t>
+      </w:r>
+      <w:r>
+        <w:rPr>
+          <w:rFonts w:ascii="Garamond" w:hAnsi="Garamond"/>
+          <w:sz w:val="22"/>
+          <w:szCs w:val="22"/>
+        </w:rPr>
+        <w:t>Crowd Sourced Resume Editing</w:t>
+      </w:r>
+      <w:r>
+        <w:rPr>
+          <w:rFonts w:ascii="Garamond" w:hAnsi="Garamond"/>
+          <w:sz w:val="22"/>
+          <w:szCs w:val="22"/>
+        </w:rPr>
+        <w:tab/>
+      </w:r>
+      <w:r>
+        <w:rPr>
+          <w:rFonts w:ascii="Garamond" w:hAnsi="Garamond"/>
+          <w:sz w:val="22"/>
+          <w:szCs w:val="22"/>
+        </w:rPr>
+        <w:tab/>
+      </w:r>
+      <w:r>
+        <w:rPr>
+          <w:rFonts w:ascii="Garamond" w:hAnsi="Garamond"/>
+          <w:i/>
+          <w:sz w:val="22"/>
+          <w:szCs w:val="22"/>
+        </w:rPr>
+        <w:t>September 2014</w:t>
+      </w:r>
+      <w:r>
+        <w:rPr>
+          <w:rFonts w:ascii="Garamond" w:hAnsi="Garamond"/>
+          <w:i/>
+          <w:sz w:val="22"/>
+          <w:szCs w:val="22"/>
+        </w:rPr>
+        <w:t xml:space="preserve"> </w:t>
+      </w:r>
+      <w:r>
+        <w:rPr>
+          <w:rFonts w:ascii="Garamond" w:hAnsi="Garamond"/>
+          <w:i/>
+          <w:sz w:val="22"/>
+          <w:szCs w:val="22"/>
+        </w:rPr>
+        <w:t>–</w:t>
+      </w:r>
+      <w:r>
+        <w:rPr>
+          <w:rFonts w:ascii="Garamond" w:hAnsi="Garamond"/>
+          <w:i/>
+          <w:sz w:val="22"/>
+          <w:szCs w:val="22"/>
+        </w:rPr>
+        <w:t xml:space="preserve"> Present</w:t>
+      </w:r>
+    </w:p>
+    <w:p>
+      <w:pPr>
+        <w:pStyle w:val="ListParagraph"/>
+        <w:numPr>
+          <w:ilvl w:val="0"/>
+          <w:numId w:val="34"/>
+        </w:numPr>
+        <w:tabs>
+          <w:tab w:val="left" w:pos="270"/>
+        </w:tabs>
+        <w:rPr>
+          <w:rFonts w:ascii="Garamond" w:hAnsi="Garamond"/>
+          <w:sz w:val="22"/>
+          <w:szCs w:val="22"/>
+        </w:rPr>
+      </w:pPr>
+      <w:r>
+        <w:rPr>
+          <w:rFonts w:ascii="Garamond" w:hAnsi="Garamond"/>
+          <w:sz w:val="22"/>
+          <w:szCs w:val="22"/>
+        </w:rPr>
+        <w:t>Designed ER model and created relational database schema for resume content, version history, and user comments</w:t>
+      </w:r>
+    </w:p>
+    <w:p>
+      <w:pPr>
+        <w:pStyle w:val="ListParagraph"/>
+        <w:numPr>
+          <w:ilvl w:val="0"/>
+          <w:numId w:val="34"/>
+        </w:numPr>
+        <w:tabs>
+          <w:tab w:val="left" w:pos="270"/>
+        </w:tabs>
+        <w:rPr>
+          <w:rFonts w:ascii="Garamond" w:hAnsi="Garamond"/>
+          <w:sz w:val="22"/>
+          <w:szCs w:val="22"/>
+        </w:rPr>
+      </w:pPr>
+      <w:r>
+        <w:rPr>
+          <w:rFonts w:ascii="Garamond" w:hAnsi="Garamond"/>
+          <w:sz w:val="22"/>
+          <w:szCs w:val="22"/>
+        </w:rPr>
+        <w:t xml:space="preserve">Created deployment environment on </w:t>
+      </w:r>
+      <w:r>
+        <w:rPr>
+          <w:rFonts w:ascii="Garamond" w:hAnsi="Garamond"/>
+          <w:sz w:val="22"/>
+          <w:szCs w:val="22"/>
+        </w:rPr>
+        <w:t>Ubuntu-based VM using</w:t>
+      </w:r>
+      <w:r>
+        <w:rPr>
+          <w:rFonts w:ascii="Garamond" w:hAnsi="Garamond"/>
+          <w:sz w:val="22"/>
+          <w:szCs w:val="22"/>
+        </w:rPr>
+        <w:t xml:space="preserve"> </w:t>
+      </w:r>
+      <w:r>
+        <w:rPr>
+          <w:rFonts w:ascii="Garamond" w:hAnsi="Garamond"/>
+          <w:sz w:val="22"/>
+          <w:szCs w:val="22"/>
+        </w:rPr>
+        <w:t>NGINX</w:t>
+      </w:r>
+      <w:r>
+        <w:rPr>
+          <w:rFonts w:ascii="Garamond" w:hAnsi="Garamond"/>
+          <w:sz w:val="22"/>
+          <w:szCs w:val="22"/>
+        </w:rPr>
+        <w:t xml:space="preserve">, </w:t>
+      </w:r>
+      <w:r>
+        <w:rPr>
+          <w:rFonts w:ascii="Garamond" w:hAnsi="Garamond"/>
+          <w:sz w:val="22"/>
+          <w:szCs w:val="22"/>
+        </w:rPr>
+        <w:t>G</w:t>
+      </w:r>
+      <w:r>
+        <w:rPr>
+          <w:rFonts w:ascii="Garamond" w:hAnsi="Garamond"/>
+          <w:sz w:val="22"/>
+          <w:szCs w:val="22"/>
+        </w:rPr>
+        <w:t>u</w:t>
+      </w:r>
+      <w:r>
+        <w:rPr>
+          <w:rFonts w:ascii="Garamond" w:hAnsi="Garamond"/>
+          <w:sz w:val="22"/>
+          <w:szCs w:val="22"/>
+        </w:rPr>
+        <w:t>n</w:t>
+      </w:r>
+      <w:r>
+        <w:rPr>
+          <w:rFonts w:ascii="Garamond" w:hAnsi="Garamond"/>
+          <w:sz w:val="22"/>
+          <w:szCs w:val="22"/>
+        </w:rPr>
+        <w:t>icorn</w:t>
+      </w:r>
+      <w:r>
+        <w:rPr>
+          <w:rFonts w:ascii="Garamond" w:hAnsi="Garamond"/>
+          <w:sz w:val="22"/>
+          <w:szCs w:val="22"/>
+        </w:rPr>
+        <w:t>, and Django</w:t>
+      </w:r>
+    </w:p>
+    <w:p>
+      <w:pPr>
+        <w:tabs>
+          <w:tab w:val="left" w:pos="270"/>
+          <w:tab w:val="left" w:pos="720"/>
+          <w:tab w:val="left" w:pos="1440"/>
+          <w:tab w:val="left" w:pos="2160"/>
+          <w:tab w:val="left" w:pos="2880"/>
+          <w:tab w:val="left" w:pos="3600"/>
+          <w:tab w:val="left" w:pos="4320"/>
+          <w:tab w:val="right" w:pos="10800"/>
+        </w:tabs>
+        <w:rPr>
+          <w:rFonts w:ascii="Garamond" w:hAnsi="Garamond"/>
+          <w:sz w:val="22"/>
+          <w:szCs w:val="22"/>
+        </w:rPr>
+      </w:pPr>
+      <w:r>
+        <w:rPr>
+          <w:rFonts w:ascii="Garamond" w:hAnsi="Garamond"/>
+          <w:b/>
+          <w:sz w:val="22"/>
+          <w:szCs w:val="22"/>
+        </w:rPr>
+        <w:tab/>
+      </w:r>
+      <w:r>
+        <w:rPr>
+          <w:rFonts w:ascii="Garamond" w:hAnsi="Garamond"/>
+          <w:b/>
+          <w:sz w:val="22"/>
+          <w:szCs w:val="22"/>
+        </w:rPr>
         <w:t>Cents</w:t>
       </w:r>
       <w:r>
@@ -1391,7 +1720,34 @@
           <w:sz w:val="22"/>
           <w:szCs w:val="22"/>
         </w:rPr>
-        <w:t>August 2014 - Present</w:t>
+        <w:t xml:space="preserve">August 2014 </w:t>
+      </w:r>
+      <w:r>
+        <w:rPr>
+          <w:rFonts w:ascii="Garamond" w:hAnsi="Garamond"/>
+          <w:i/>
+          <w:sz w:val="22"/>
+          <w:szCs w:val="22"/>
+        </w:rPr>
+        <w:t>–</w:t>
+      </w:r>
+      <w:r>
+        <w:rPr>
+          <w:rFonts w:ascii="Garamond" w:hAnsi="Garamond"/>
+          <w:i/>
+          <w:sz w:val="22"/>
+          <w:szCs w:val="22"/>
+        </w:rPr>
+        <w:t xml:space="preserve"> </w:t>
+      </w:r>
+      <w:r>
+        <w:rPr>
+          <w:rFonts w:ascii="Garamond" w:hAnsi="Garamond"/>
+          <w:i/>
+          <w:sz w:val="22"/>
+          <w:szCs w:val="22"/>
+        </w:rPr>
+        <w:t>August 2015</w:t>
       </w:r>
     </w:p>
     <w:p>
@@ -1638,7 +1994,18 @@
           <w:sz w:val="22"/>
           <w:szCs w:val="22"/>
         </w:rPr>
-        <w:t>Jan. 2015 – May 2015</w:t>
+        <w:t>January</w:t>
+      </w:r>
+      <w:bookmarkStart w:id="0" w:name="_GoBack"/>
+      <w:bookmarkEnd w:id="0"/>
+      <w:r>
+        <w:rPr>
+          <w:rFonts w:ascii="Garamond" w:hAnsi="Garamond"/>
+          <w:i/>
+          <w:sz w:val="22"/>
+          <w:szCs w:val="22"/>
+        </w:rPr>
+        <w:t xml:space="preserve"> 2015 – May 2015</w:t>
       </w:r>
     </w:p>
     <w:p>
@@ -1682,8 +2049,8 @@
         </w:tabs>
         <w:rPr>
           <w:rFonts w:ascii="Garamond" w:hAnsi="Garamond"/>
-          <w:sz w:val="32"/>
-          <w:szCs w:val="32"/>
+          <w:sz w:val="16"/>
+          <w:szCs w:val="16"/>
         </w:rPr>
       </w:pPr>
     </w:p>
@@ -1735,7 +2102,47 @@
           <w:sz w:val="22"/>
           <w:szCs w:val="22"/>
         </w:rPr>
-        <w:t>Campaigns, elections, and American politics. Database design and multiprocessing. TED talks and Numberphile.</w:t>
+        <w:t>American politics</w:t>
+      </w:r>
+      <w:r>
+        <w:rPr>
+          <w:rFonts w:ascii="Garamond" w:hAnsi="Garamond"/>
+          <w:sz w:val="22"/>
+          <w:szCs w:val="22"/>
+        </w:rPr>
+        <w:t xml:space="preserve">, elections, and </w:t>
+      </w:r>
+      <w:r>
+        <w:rPr>
+          <w:rFonts w:ascii="Garamond" w:hAnsi="Garamond"/>
+          <w:sz w:val="22"/>
+          <w:szCs w:val="22"/>
+        </w:rPr>
+        <w:t>law</w:t>
+      </w:r>
+      <w:r>
+        <w:rPr>
+          <w:rFonts w:ascii="Garamond" w:hAnsi="Garamond"/>
+          <w:sz w:val="22"/>
+          <w:szCs w:val="22"/>
+        </w:rPr>
+        <w:t xml:space="preserve">. Database design and </w:t>
+      </w:r>
+      <w:r>
+        <w:rPr>
+          <w:rFonts w:ascii="Garamond" w:hAnsi="Garamond"/>
+          <w:sz w:val="22"/>
+          <w:szCs w:val="22"/>
+        </w:rPr>
+        <w:t>parallel processing</w:t>
+      </w:r>
+      <w:r>
+        <w:rPr>
+          <w:rFonts w:ascii="Garamond" w:hAnsi="Garamond"/>
+          <w:sz w:val="22"/>
+          <w:szCs w:val="22"/>
+        </w:rPr>
+        <w:t>. TED talks and Numberphile.</w:t>
       </w:r>
     </w:p>
     <w:sectPr>
@@ -5612,6 +6019,119 @@
     </w:lvl>
   </w:abstractNum>
   <w:abstractNum w:abstractNumId="29">
+    <w:nsid w:val="72D064ED"/>
+    <w:multiLevelType w:val="hybridMultilevel"/>
+    <w:tmpl w:val="238281CE"/>
+    <w:lvl w:ilvl="0" w:tplc="04090001">
+      <w:start w:val="1"/>
+      <w:numFmt w:val="bullet"/>
+      <w:lvlText w:val=""/>
+      <w:lvlJc w:val="left"/>
+      <w:pPr>
+        <w:ind w:left="630" w:hanging="360"/>
+      </w:pPr>
+      <w:rPr>
+        <w:rFonts w:ascii="Symbol" w:hAnsi="Symbol" w:hint="default"/>
+      </w:rPr>
+    </w:lvl>
+    <w:lvl w:ilvl="1" w:tplc="04090003" w:tentative="1">
+      <w:start w:val="1"/>
+      <w:numFmt w:val="bullet"/>
+      <w:lvlText w:val="o"/>
+      <w:lvlJc w:val="left"/>
+      <w:pPr>
+        <w:ind w:left="1350" w:hanging="360"/>
+      </w:pPr>
+      <w:rPr>
+        <w:rFonts w:ascii="Courier New" w:hAnsi="Courier New" w:cs="Courier New" w:hint="default"/>
+      </w:rPr>
+    </w:lvl>
+    <w:lvl w:ilvl="2" w:tplc="04090005" w:tentative="1">
+      <w:start w:val="1"/>
+      <w:numFmt w:val="bullet"/>
+      <w:lvlText w:val=""/>
+      <w:lvlJc w:val="left"/>
+      <w:pPr>
+        <w:ind w:left="2070" w:hanging="360"/>
+      </w:pPr>
+      <w:rPr>
+        <w:rFonts w:ascii="Wingdings" w:hAnsi="Wingdings" w:hint="default"/>
+      </w:rPr>
+    </w:lvl>
+    <w:lvl w:ilvl="3" w:tplc="04090001" w:tentative="1">
+      <w:start w:val="1"/>
+      <w:numFmt w:val="bullet"/>
+      <w:lvlText w:val=""/>
+      <w:lvlJc w:val="left"/>
+      <w:pPr>
+        <w:ind w:left="2790" w:hanging="360"/>
+      </w:pPr>
+      <w:rPr>
+        <w:rFonts w:ascii="Symbol" w:hAnsi="Symbol" w:hint="default"/>
+      </w:rPr>
+    </w:lvl>
+    <w:lvl w:ilvl="4" w:tplc="04090003" w:tentative="1">
+      <w:start w:val="1"/>
+      <w:numFmt w:val="bullet"/>
+      <w:lvlText w:val="o"/>
+      <w:lvlJc w:val="left"/>
+      <w:pPr>
+        <w:ind w:left="3510" w:hanging="360"/>
+      </w:pPr>
+      <w:rPr>
+        <w:rFonts w:ascii="Courier New" w:hAnsi="Courier New" w:cs="Courier New" w:hint="default"/>
+      </w:rPr>
+    </w:lvl>
+    <w:lvl w:ilvl="5" w:tplc="04090005" w:tentative="1">
+      <w:start w:val="1"/>
+      <w:numFmt w:val="bullet"/>
+      <w:lvlText w:val=""/>
+      <w:lvlJc w:val="left"/>
+      <w:pPr>
+        <w:ind w:left="4230" w:hanging="360"/>
+      </w:pPr>
+      <w:rPr>
+        <w:rFonts w:ascii="Wingdings" w:hAnsi="Wingdings" w:hint="default"/>
+      </w:rPr>
+    </w:lvl>
+    <w:lvl w:ilvl="6" w:tplc="04090001" w:tentative="1">
+      <w:start w:val="1"/>
+      <w:numFmt w:val="bullet"/>
+      <w:lvlText w:val=""/>
+      <w:lvlJc w:val="left"/>
+      <w:pPr>
+        <w:ind w:left="4950" w:hanging="360"/>
+      </w:pPr>
+      <w:rPr>
+        <w:rFonts w:ascii="Symbol" w:hAnsi="Symbol" w:hint="default"/>
+      </w:rPr>
+    </w:lvl>
+    <w:lvl w:ilvl="7" w:tplc="04090003" w:tentative="1">
+      <w:start w:val="1"/>
+      <w:numFmt w:val="bullet"/>
+      <w:lvlText w:val="o"/>
+      <w:lvlJc w:val="left"/>
+      <w:pPr>
+        <w:ind w:left="5670" w:hanging="360"/>
+      </w:pPr>
+      <w:rPr>
+        <w:rFonts w:ascii="Courier New" w:hAnsi="Courier New" w:cs="Courier New" w:hint="default"/>
+      </w:rPr>
+    </w:lvl>
+    <w:lvl w:ilvl="8" w:tplc="04090005" w:tentative="1">
+      <w:start w:val="1"/>
+      <w:numFmt w:val="bullet"/>
+      <w:lvlText w:val=""/>
+      <w:lvlJc w:val="left"/>
+      <w:pPr>
+        <w:ind w:left="6390" w:hanging="360"/>
+      </w:pPr>
+      <w:rPr>
+        <w:rFonts w:ascii="Wingdings" w:hAnsi="Wingdings" w:hint="default"/>
+      </w:rPr>
+    </w:lvl>
+  </w:abstractNum>
+  <w:abstractNum w:abstractNumId="30">
     <w:nsid w:val="75756A37"/>
     <w:multiLevelType w:val="hybridMultilevel"/>
     <w:tmpl w:val="0AB0876E"/>
@@ -5751,7 +6271,7 @@
       </w:rPr>
     </w:lvl>
   </w:abstractNum>
-  <w:abstractNum w:abstractNumId="30">
+  <w:abstractNum w:abstractNumId="31">
     <w:nsid w:val="77722733"/>
     <w:multiLevelType w:val="hybridMultilevel"/>
     <w:tmpl w:val="255E1494"/>
@@ -5864,7 +6384,7 @@
       </w:rPr>
     </w:lvl>
   </w:abstractNum>
-  <w:abstractNum w:abstractNumId="31">
+  <w:abstractNum w:abstractNumId="32">
     <w:nsid w:val="7B2A587D"/>
     <w:multiLevelType w:val="hybridMultilevel"/>
     <w:tmpl w:val="F244CF76"/>
@@ -6004,7 +6524,7 @@
       </w:rPr>
     </w:lvl>
   </w:abstractNum>
-  <w:abstractNum w:abstractNumId="32">
+  <w:abstractNum w:abstractNumId="33">
     <w:nsid w:val="7C0D60FB"/>
     <w:multiLevelType w:val="hybridMultilevel"/>
     <w:tmpl w:val="A8DA34F8"/>
@@ -6117,7 +6637,7 @@
       </w:rPr>
     </w:lvl>
   </w:abstractNum>
-  <w:abstractNum w:abstractNumId="33">
+  <w:abstractNum w:abstractNumId="34">
     <w:nsid w:val="7E0E2802"/>
     <w:multiLevelType w:val="hybridMultilevel"/>
     <w:tmpl w:val="7C10F90C"/>
@@ -6255,7 +6775,7 @@
     <w:abstractNumId w:val="12"/>
   </w:num>
   <w:num w:numId="9">
-    <w:abstractNumId w:val="29"/>
+    <w:abstractNumId w:val="30"/>
   </w:num>
   <w:num w:numId="10">
     <w:abstractNumId w:val="4"/>
@@ -6291,7 +6811,7 @@
     <w:abstractNumId w:val="6"/>
   </w:num>
   <w:num w:numId="21">
-    <w:abstractNumId w:val="31"/>
+    <w:abstractNumId w:val="32"/>
   </w:num>
   <w:num w:numId="22">
     <w:abstractNumId w:val="0"/>
@@ -6303,10 +6823,10 @@
     <w:abstractNumId w:val="9"/>
   </w:num>
   <w:num w:numId="25">
-    <w:abstractNumId w:val="33"/>
+    <w:abstractNumId w:val="34"/>
   </w:num>
   <w:num w:numId="26">
-    <w:abstractNumId w:val="32"/>
+    <w:abstractNumId w:val="33"/>
   </w:num>
   <w:num w:numId="27">
     <w:abstractNumId w:val="24"/>
@@ -6315,7 +6835,7 @@
     <w:abstractNumId w:val="15"/>
   </w:num>
   <w:num w:numId="29">
-    <w:abstractNumId w:val="30"/>
+    <w:abstractNumId w:val="31"/>
   </w:num>
   <w:num w:numId="30">
     <w:abstractNumId w:val="13"/>
@@ -6331,6 +6851,9 @@
   </w:num>
   <w:num w:numId="34">
     <w:abstractNumId w:val="21"/>
+  </w:num>
+  <w:num w:numId="35">
+    <w:abstractNumId w:val="29"/>
   </w:num>
 </w:numbering>
 </file>
